--- a/Executing Folder/Project Specification.docx
+++ b/Executing Folder/Project Specification.docx
@@ -684,7 +684,27 @@
                 <w:sz w:val="24"/>
                 <w:szCs w:val="24"/>
               </w:rPr>
-              <w:t>To provide the location of  the nearest hospital and pharmacies with the integration of Google API</w:t>
+              <w:t xml:space="preserve">To provide the location </w:t>
+            </w:r>
+            <w:proofErr w:type="gramStart"/>
+            <w:r>
+              <w:rPr>
+                <w:rFonts w:ascii="Times New Roman" w:hAnsi="Times New Roman" w:cs="Times New Roman"/>
+                <w:bCs/>
+                <w:sz w:val="24"/>
+                <w:szCs w:val="24"/>
+              </w:rPr>
+              <w:t>of  the</w:t>
+            </w:r>
+            <w:proofErr w:type="gramEnd"/>
+            <w:r>
+              <w:rPr>
+                <w:rFonts w:ascii="Times New Roman" w:hAnsi="Times New Roman" w:cs="Times New Roman"/>
+                <w:bCs/>
+                <w:sz w:val="24"/>
+                <w:szCs w:val="24"/>
+              </w:rPr>
+              <w:t xml:space="preserve"> nearest hospital and pharmacies with the integration of Google API</w:t>
             </w:r>
           </w:p>
           <w:p>
@@ -800,13 +820,13 @@
               <w:tblLook w:val="04A0" w:firstRow="1" w:lastRow="0" w:firstColumn="1" w:lastColumn="0" w:noHBand="0" w:noVBand="1"/>
             </w:tblPr>
             <w:tblGrid>
-              <w:gridCol w:w="7081"/>
-              <w:gridCol w:w="4238"/>
+              <w:gridCol w:w="7087"/>
+              <w:gridCol w:w="4232"/>
             </w:tblGrid>
             <w:tr>
               <w:tc>
                 <w:tcPr>
-                  <w:tcW w:w="7081" w:type="dxa"/>
+                  <w:tcW w:w="7087" w:type="dxa"/>
                 </w:tcPr>
                 <w:p>
                   <w:pPr>
@@ -830,7 +850,7 @@
               </w:tc>
               <w:tc>
                 <w:tcPr>
-                  <w:tcW w:w="4238" w:type="dxa"/>
+                  <w:tcW w:w="4232" w:type="dxa"/>
                 </w:tcPr>
                 <w:p>
                   <w:pPr>
@@ -858,7 +878,7 @@
             <w:tr>
               <w:tc>
                 <w:tcPr>
-                  <w:tcW w:w="7081" w:type="dxa"/>
+                  <w:tcW w:w="7087" w:type="dxa"/>
                 </w:tcPr>
                 <w:p>
                   <w:pPr>
@@ -882,7 +902,7 @@
               </w:tc>
               <w:tc>
                 <w:tcPr>
-                  <w:tcW w:w="4238" w:type="dxa"/>
+                  <w:tcW w:w="4232" w:type="dxa"/>
                 </w:tcPr>
                 <w:p>
                   <w:pPr>
@@ -908,7 +928,7 @@
             <w:tr>
               <w:tc>
                 <w:tcPr>
-                  <w:tcW w:w="7081" w:type="dxa"/>
+                  <w:tcW w:w="7087" w:type="dxa"/>
                 </w:tcPr>
                 <w:p>
                   <w:pPr>
@@ -950,7 +970,7 @@
               </w:tc>
               <w:tc>
                 <w:tcPr>
-                  <w:tcW w:w="4238" w:type="dxa"/>
+                  <w:tcW w:w="4232" w:type="dxa"/>
                 </w:tcPr>
                 <w:p>
                   <w:pPr>
@@ -976,7 +996,7 @@
             <w:tr>
               <w:tc>
                 <w:tcPr>
-                  <w:tcW w:w="7081" w:type="dxa"/>
+                  <w:tcW w:w="7087" w:type="dxa"/>
                 </w:tcPr>
                 <w:p>
                   <w:pPr>
@@ -1018,7 +1038,7 @@
               </w:tc>
               <w:tc>
                 <w:tcPr>
-                  <w:tcW w:w="4238" w:type="dxa"/>
+                  <w:tcW w:w="4232" w:type="dxa"/>
                 </w:tcPr>
                 <w:p>
                   <w:pPr>
@@ -1044,7 +1064,7 @@
             <w:tr>
               <w:tc>
                 <w:tcPr>
-                  <w:tcW w:w="7081" w:type="dxa"/>
+                  <w:tcW w:w="7087" w:type="dxa"/>
                 </w:tcPr>
                 <w:p>
                   <w:pPr>
@@ -1068,7 +1088,7 @@
               </w:tc>
               <w:tc>
                 <w:tcPr>
-                  <w:tcW w:w="4238" w:type="dxa"/>
+                  <w:tcW w:w="4232" w:type="dxa"/>
                 </w:tcPr>
                 <w:p>
                   <w:pPr>
@@ -1094,7 +1114,7 @@
             <w:tr>
               <w:tc>
                 <w:tcPr>
-                  <w:tcW w:w="7081" w:type="dxa"/>
+                  <w:tcW w:w="7087" w:type="dxa"/>
                 </w:tcPr>
                 <w:p>
                   <w:pPr>
@@ -1118,7 +1138,7 @@
               </w:tc>
               <w:tc>
                 <w:tcPr>
-                  <w:tcW w:w="4238" w:type="dxa"/>
+                  <w:tcW w:w="4232" w:type="dxa"/>
                 </w:tcPr>
                 <w:p>
                   <w:pPr>
@@ -1144,7 +1164,7 @@
             <w:tr>
               <w:tc>
                 <w:tcPr>
-                  <w:tcW w:w="7081" w:type="dxa"/>
+                  <w:tcW w:w="7087" w:type="dxa"/>
                 </w:tcPr>
                 <w:p>
                   <w:pPr>
@@ -1168,7 +1188,7 @@
               </w:tc>
               <w:tc>
                 <w:tcPr>
-                  <w:tcW w:w="4238" w:type="dxa"/>
+                  <w:tcW w:w="4232" w:type="dxa"/>
                 </w:tcPr>
                 <w:p>
                   <w:pPr>
@@ -1194,7 +1214,7 @@
             <w:tr>
               <w:tc>
                 <w:tcPr>
-                  <w:tcW w:w="7081" w:type="dxa"/>
+                  <w:tcW w:w="7087" w:type="dxa"/>
                 </w:tcPr>
                 <w:p>
                   <w:pPr>
@@ -1218,7 +1238,7 @@
               </w:tc>
               <w:tc>
                 <w:tcPr>
-                  <w:tcW w:w="4238" w:type="dxa"/>
+                  <w:tcW w:w="4232" w:type="dxa"/>
                 </w:tcPr>
                 <w:p>
                   <w:pPr>
@@ -1244,7 +1264,7 @@
             <w:tr>
               <w:tc>
                 <w:tcPr>
-                  <w:tcW w:w="7081" w:type="dxa"/>
+                  <w:tcW w:w="7087" w:type="dxa"/>
                 </w:tcPr>
                 <w:p>
                   <w:pPr>
@@ -1268,7 +1288,7 @@
               </w:tc>
               <w:tc>
                 <w:tcPr>
-                  <w:tcW w:w="4238" w:type="dxa"/>
+                  <w:tcW w:w="4232" w:type="dxa"/>
                 </w:tcPr>
                 <w:p>
                   <w:pPr>
@@ -1294,7 +1314,7 @@
             <w:tr>
               <w:tc>
                 <w:tcPr>
-                  <w:tcW w:w="7081" w:type="dxa"/>
+                  <w:tcW w:w="7087" w:type="dxa"/>
                 </w:tcPr>
                 <w:p>
                   <w:pPr>
@@ -1336,7 +1356,7 @@
               </w:tc>
               <w:tc>
                 <w:tcPr>
-                  <w:tcW w:w="4238" w:type="dxa"/>
+                  <w:tcW w:w="4232" w:type="dxa"/>
                 </w:tcPr>
                 <w:p>
                   <w:pPr>
@@ -1362,7 +1382,7 @@
             <w:tr>
               <w:tc>
                 <w:tcPr>
-                  <w:tcW w:w="7081" w:type="dxa"/>
+                  <w:tcW w:w="7087" w:type="dxa"/>
                 </w:tcPr>
                 <w:p>
                   <w:pPr>
@@ -1386,7 +1406,7 @@
               </w:tc>
               <w:tc>
                 <w:tcPr>
-                  <w:tcW w:w="4238" w:type="dxa"/>
+                  <w:tcW w:w="4232" w:type="dxa"/>
                 </w:tcPr>
                 <w:p>
                   <w:pPr>
@@ -1412,7 +1432,7 @@
             <w:tr>
               <w:tc>
                 <w:tcPr>
-                  <w:tcW w:w="7081" w:type="dxa"/>
+                  <w:tcW w:w="7087" w:type="dxa"/>
                 </w:tcPr>
                 <w:p>
                   <w:pPr>
@@ -1436,7 +1456,7 @@
               </w:tc>
               <w:tc>
                 <w:tcPr>
-                  <w:tcW w:w="4238" w:type="dxa"/>
+                  <w:tcW w:w="4232" w:type="dxa"/>
                 </w:tcPr>
                 <w:p>
                   <w:pPr>
@@ -1462,31 +1482,31 @@
             <w:tr>
               <w:tc>
                 <w:tcPr>
-                  <w:tcW w:w="7081" w:type="dxa"/>
-                </w:tcPr>
-                <w:p>
-                  <w:pPr>
-                    <w:rPr>
-                      <w:rFonts w:ascii="Times New Roman" w:hAnsi="Times New Roman" w:cs="Times New Roman"/>
-                      <w:bCs/>
-                      <w:sz w:val="24"/>
-                      <w:szCs w:val="24"/>
-                    </w:rPr>
-                  </w:pPr>
-                  <w:r>
-                    <w:rPr>
-                      <w:rFonts w:ascii="Times New Roman" w:hAnsi="Times New Roman" w:cs="Times New Roman"/>
-                      <w:bCs/>
-                      <w:sz w:val="24"/>
-                      <w:szCs w:val="24"/>
-                    </w:rPr>
-                    <w:t>Patients could reschedule their appointment.</w:t>
-                  </w:r>
-                </w:p>
-              </w:tc>
-              <w:tc>
-                <w:tcPr>
-                  <w:tcW w:w="4238" w:type="dxa"/>
+                  <w:tcW w:w="7087" w:type="dxa"/>
+                </w:tcPr>
+                <w:p>
+                  <w:pPr>
+                    <w:rPr>
+                      <w:rFonts w:ascii="Times New Roman" w:hAnsi="Times New Roman" w:cs="Times New Roman"/>
+                      <w:bCs/>
+                      <w:sz w:val="24"/>
+                      <w:szCs w:val="24"/>
+                    </w:rPr>
+                  </w:pPr>
+                  <w:r>
+                    <w:rPr>
+                      <w:rFonts w:ascii="Times New Roman" w:hAnsi="Times New Roman" w:cs="Times New Roman"/>
+                      <w:bCs/>
+                      <w:sz w:val="24"/>
+                      <w:szCs w:val="24"/>
+                    </w:rPr>
+                    <w:t>Patients could view doctor’s profile with details.</w:t>
+                  </w:r>
+                </w:p>
+              </w:tc>
+              <w:tc>
+                <w:tcPr>
+                  <w:tcW w:w="4232" w:type="dxa"/>
                 </w:tcPr>
                 <w:p>
                   <w:pPr>
@@ -1512,31 +1532,31 @@
             <w:tr>
               <w:tc>
                 <w:tcPr>
-                  <w:tcW w:w="7081" w:type="dxa"/>
-                </w:tcPr>
-                <w:p>
-                  <w:pPr>
-                    <w:rPr>
-                      <w:rFonts w:ascii="Times New Roman" w:hAnsi="Times New Roman" w:cs="Times New Roman"/>
-                      <w:bCs/>
-                      <w:sz w:val="24"/>
-                      <w:szCs w:val="24"/>
-                    </w:rPr>
-                  </w:pPr>
-                  <w:r>
-                    <w:rPr>
-                      <w:rFonts w:ascii="Times New Roman" w:hAnsi="Times New Roman" w:cs="Times New Roman"/>
-                      <w:bCs/>
-                      <w:sz w:val="24"/>
-                      <w:szCs w:val="24"/>
-                    </w:rPr>
-                    <w:t>The system could send notifications for appointment reminder.</w:t>
-                  </w:r>
-                </w:p>
-              </w:tc>
-              <w:tc>
-                <w:tcPr>
-                  <w:tcW w:w="4238" w:type="dxa"/>
+                  <w:tcW w:w="7087" w:type="dxa"/>
+                </w:tcPr>
+                <w:p>
+                  <w:pPr>
+                    <w:rPr>
+                      <w:rFonts w:ascii="Times New Roman" w:hAnsi="Times New Roman" w:cs="Times New Roman"/>
+                      <w:bCs/>
+                      <w:sz w:val="24"/>
+                      <w:szCs w:val="24"/>
+                    </w:rPr>
+                  </w:pPr>
+                  <w:r>
+                    <w:rPr>
+                      <w:rFonts w:ascii="Times New Roman" w:hAnsi="Times New Roman" w:cs="Times New Roman"/>
+                      <w:bCs/>
+                      <w:sz w:val="24"/>
+                      <w:szCs w:val="24"/>
+                    </w:rPr>
+                    <w:t>Doctors could upload their QR for payment purposes.</w:t>
+                  </w:r>
+                </w:p>
+              </w:tc>
+              <w:tc>
+                <w:tcPr>
+                  <w:tcW w:w="4232" w:type="dxa"/>
                 </w:tcPr>
                 <w:p>
                   <w:pPr>
@@ -1562,31 +1582,31 @@
             <w:tr>
               <w:tc>
                 <w:tcPr>
-                  <w:tcW w:w="7081" w:type="dxa"/>
-                </w:tcPr>
-                <w:p>
-                  <w:pPr>
-                    <w:rPr>
-                      <w:rFonts w:ascii="Times New Roman" w:hAnsi="Times New Roman" w:cs="Times New Roman"/>
-                      <w:bCs/>
-                      <w:sz w:val="24"/>
-                      <w:szCs w:val="24"/>
-                    </w:rPr>
-                  </w:pPr>
-                  <w:r>
-                    <w:rPr>
-                      <w:rFonts w:ascii="Times New Roman" w:hAnsi="Times New Roman" w:cs="Times New Roman"/>
-                      <w:bCs/>
-                      <w:sz w:val="24"/>
-                      <w:szCs w:val="24"/>
-                    </w:rPr>
-                    <w:t>The system could provide optional health tips to the users based on their profile.</w:t>
-                  </w:r>
-                </w:p>
-              </w:tc>
-              <w:tc>
-                <w:tcPr>
-                  <w:tcW w:w="4238" w:type="dxa"/>
+                  <w:tcW w:w="7087" w:type="dxa"/>
+                </w:tcPr>
+                <w:p>
+                  <w:pPr>
+                    <w:rPr>
+                      <w:rFonts w:ascii="Times New Roman" w:hAnsi="Times New Roman" w:cs="Times New Roman"/>
+                      <w:bCs/>
+                      <w:sz w:val="24"/>
+                      <w:szCs w:val="24"/>
+                    </w:rPr>
+                  </w:pPr>
+                  <w:r>
+                    <w:rPr>
+                      <w:rFonts w:ascii="Times New Roman" w:hAnsi="Times New Roman" w:cs="Times New Roman"/>
+                      <w:bCs/>
+                      <w:sz w:val="24"/>
+                      <w:szCs w:val="24"/>
+                    </w:rPr>
+                    <w:t>The system could recommend optional health tips to the users.</w:t>
+                  </w:r>
+                </w:p>
+              </w:tc>
+              <w:tc>
+                <w:tcPr>
+                  <w:tcW w:w="4232" w:type="dxa"/>
                 </w:tcPr>
                 <w:p>
                   <w:pPr>
@@ -1612,7 +1632,7 @@
             <w:tr>
               <w:tc>
                 <w:tcPr>
-                  <w:tcW w:w="7081" w:type="dxa"/>
+                  <w:tcW w:w="7087" w:type="dxa"/>
                 </w:tcPr>
                 <w:p>
                   <w:pPr>
@@ -1636,7 +1656,7 @@
               </w:tc>
               <w:tc>
                 <w:tcPr>
-                  <w:tcW w:w="4238" w:type="dxa"/>
+                  <w:tcW w:w="4232" w:type="dxa"/>
                 </w:tcPr>
                 <w:p>
                   <w:pPr>
@@ -1662,7 +1682,7 @@
             <w:tr>
               <w:tc>
                 <w:tcPr>
-                  <w:tcW w:w="7081" w:type="dxa"/>
+                  <w:tcW w:w="7087" w:type="dxa"/>
                 </w:tcPr>
                 <w:p>
                   <w:pPr>
@@ -1686,7 +1706,7 @@
               </w:tc>
               <w:tc>
                 <w:tcPr>
-                  <w:tcW w:w="4238" w:type="dxa"/>
+                  <w:tcW w:w="4232" w:type="dxa"/>
                 </w:tcPr>
                 <w:p>
                   <w:pPr>
@@ -1712,7 +1732,7 @@
             <w:tr>
               <w:tc>
                 <w:tcPr>
-                  <w:tcW w:w="7081" w:type="dxa"/>
+                  <w:tcW w:w="7087" w:type="dxa"/>
                 </w:tcPr>
                 <w:p>
                   <w:pPr>
@@ -1736,7 +1756,7 @@
               </w:tc>
               <w:tc>
                 <w:tcPr>
-                  <w:tcW w:w="4238" w:type="dxa"/>
+                  <w:tcW w:w="4232" w:type="dxa"/>
                 </w:tcPr>
                 <w:p>
                   <w:pPr>
@@ -2097,7 +2117,7 @@
                       <w:sz w:val="24"/>
                       <w:szCs w:val="24"/>
                     </w:rPr>
-                    <w:t>The design should be responsive and suitable for desktop as well as mobile devices.</w:t>
+                    <w:t>The design should be responsive and suitable for mobile devices.</w:t>
                   </w:r>
                 </w:p>
               </w:tc>
@@ -2433,6 +2453,7 @@
               <w:t xml:space="preserve">. These machine learning systems have been found to become smarter over time with the interpretation of patient data, evaluation of patterns from </w:t>
             </w:r>
             <w:proofErr w:type="spellStart"/>
+            <w:proofErr w:type="gramStart"/>
             <w:r>
               <w:rPr>
                 <w:rFonts w:ascii="Times New Roman" w:hAnsi="Times New Roman" w:cs="Times New Roman"/>
@@ -2442,6 +2463,7 @@
               <w:t>symptoms,learning</w:t>
             </w:r>
             <w:proofErr w:type="spellEnd"/>
+            <w:proofErr w:type="gramEnd"/>
             <w:r>
               <w:rPr>
                 <w:rFonts w:ascii="Times New Roman" w:hAnsi="Times New Roman" w:cs="Times New Roman"/>
@@ -2465,7 +2487,25 @@
                 <w:sz w:val="24"/>
                 <w:szCs w:val="24"/>
               </w:rPr>
-              <w:t>. The healthcare applications have achieved both accuracy and security with the combination of AI and Blockchain technology. Blockchain ensures the safety of medical data from unauthorized access while still allowing doctors and patients to exchange information safely(Al-</w:t>
+              <w:t xml:space="preserve">. The healthcare applications have achieved both accuracy and security with the combination of AI and Blockchain technology. Blockchain ensures the safety of medical data from unauthorized access while still allowing doctors and patients to exchange information </w:t>
+            </w:r>
+            <w:proofErr w:type="gramStart"/>
+            <w:r>
+              <w:rPr>
+                <w:rFonts w:ascii="Times New Roman" w:hAnsi="Times New Roman" w:cs="Times New Roman"/>
+                <w:sz w:val="24"/>
+                <w:szCs w:val="24"/>
+              </w:rPr>
+              <w:t>safely(</w:t>
+            </w:r>
+            <w:proofErr w:type="gramEnd"/>
+            <w:r>
+              <w:rPr>
+                <w:rFonts w:ascii="Times New Roman" w:hAnsi="Times New Roman" w:cs="Times New Roman"/>
+                <w:sz w:val="24"/>
+                <w:szCs w:val="24"/>
+              </w:rPr>
+              <w:t>Al-</w:t>
             </w:r>
             <w:proofErr w:type="spellStart"/>
             <w:r>
@@ -2501,7 +2541,25 @@
                 <w:sz w:val="24"/>
                 <w:szCs w:val="24"/>
               </w:rPr>
-              <w:t xml:space="preserve"> the medical information(Li et al., 2024). </w:t>
+              <w:t xml:space="preserve"> the medical </w:t>
+            </w:r>
+            <w:proofErr w:type="gramStart"/>
+            <w:r>
+              <w:rPr>
+                <w:rFonts w:ascii="Times New Roman" w:hAnsi="Times New Roman" w:cs="Times New Roman"/>
+                <w:sz w:val="24"/>
+                <w:szCs w:val="24"/>
+              </w:rPr>
+              <w:t>information(</w:t>
+            </w:r>
+            <w:proofErr w:type="gramEnd"/>
+            <w:r>
+              <w:rPr>
+                <w:rFonts w:ascii="Times New Roman" w:hAnsi="Times New Roman" w:cs="Times New Roman"/>
+                <w:sz w:val="24"/>
+                <w:szCs w:val="24"/>
+              </w:rPr>
+              <w:t xml:space="preserve">Li et al., 2024). </w:t>
             </w:r>
           </w:p>
           <w:p>
@@ -2541,7 +2599,25 @@
                 <w:sz w:val="24"/>
                 <w:szCs w:val="24"/>
               </w:rPr>
-              <w:t>The system will be tested on the level of accuracy it meets while recommending suitable doctors to the patients. It will further be evaluated on the efficiency of security system through Blockchain. Testing will utilize the patients symptoms as inputs to evaluate accuracy and reliability. Success is determined by high accuracy in AI recommendation, security of patient data and performance of the system.</w:t>
+              <w:t xml:space="preserve">The system will be tested on the level of accuracy it meets while recommending suitable doctors to the patients. It will further be evaluated on the efficiency of security system through Blockchain. Testing will utilize the </w:t>
+            </w:r>
+            <w:proofErr w:type="gramStart"/>
+            <w:r>
+              <w:rPr>
+                <w:rFonts w:ascii="Times New Roman" w:hAnsi="Times New Roman" w:cs="Times New Roman"/>
+                <w:sz w:val="24"/>
+                <w:szCs w:val="24"/>
+              </w:rPr>
+              <w:t>patients</w:t>
+            </w:r>
+            <w:proofErr w:type="gramEnd"/>
+            <w:r>
+              <w:rPr>
+                <w:rFonts w:ascii="Times New Roman" w:hAnsi="Times New Roman" w:cs="Times New Roman"/>
+                <w:sz w:val="24"/>
+                <w:szCs w:val="24"/>
+              </w:rPr>
+              <w:t xml:space="preserve"> symptoms as inputs to evaluate accuracy and reliability. Success is determined by high accuracy in AI recommendation, security of patient data and performance of the system.</w:t>
             </w:r>
           </w:p>
           <w:p>
@@ -2855,13 +2931,23 @@
                 <w:szCs w:val="20"/>
               </w:rPr>
             </w:pPr>
+            <w:proofErr w:type="gramStart"/>
             <w:r>
               <w:rPr>
                 <w:rFonts w:ascii="Times New Roman" w:hAnsi="Times New Roman" w:cs="Times New Roman"/>
                 <w:sz w:val="20"/>
                 <w:szCs w:val="20"/>
               </w:rPr>
-              <w:t xml:space="preserve">Figure : </w:t>
+              <w:t>Figure :</w:t>
+            </w:r>
+            <w:proofErr w:type="gramEnd"/>
+            <w:r>
+              <w:rPr>
+                <w:rFonts w:ascii="Times New Roman" w:hAnsi="Times New Roman" w:cs="Times New Roman"/>
+                <w:sz w:val="20"/>
+                <w:szCs w:val="20"/>
+              </w:rPr>
+              <w:t xml:space="preserve"> </w:t>
             </w:r>
             <w:r>
               <w:rPr>
@@ -3163,11 +3249,19 @@
               <w:pStyle w:val="Caption"/>
               <w:jc w:val="center"/>
             </w:pPr>
-            <w:r>
-              <w:rPr>
-                <w:rFonts w:ascii="Times New Roman" w:hAnsi="Times New Roman" w:cs="Times New Roman"/>
-              </w:rPr>
-              <w:t xml:space="preserve">Figure : </w:t>
+            <w:proofErr w:type="gramStart"/>
+            <w:r>
+              <w:rPr>
+                <w:rFonts w:ascii="Times New Roman" w:hAnsi="Times New Roman" w:cs="Times New Roman"/>
+              </w:rPr>
+              <w:t>Figure :</w:t>
+            </w:r>
+            <w:proofErr w:type="gramEnd"/>
+            <w:r>
+              <w:rPr>
+                <w:rFonts w:ascii="Times New Roman" w:hAnsi="Times New Roman" w:cs="Times New Roman"/>
+              </w:rPr>
+              <w:t xml:space="preserve"> </w:t>
             </w:r>
             <w:r>
               <w:rPr>
@@ -3248,12 +3342,14 @@
                 <w:iCs/>
               </w:rPr>
             </w:pPr>
+            <w:proofErr w:type="gramStart"/>
             <w:r>
               <w:rPr>
                 <w:rFonts w:ascii="Times New Roman" w:hAnsi="Times New Roman" w:cs="Times New Roman"/>
               </w:rPr>
               <w:t>Figure :</w:t>
             </w:r>
+            <w:proofErr w:type="gramEnd"/>
             <w:r>
               <w:rPr>
                 <w:rFonts w:ascii="Times New Roman" w:hAnsi="Times New Roman" w:cs="Times New Roman"/>
@@ -3368,7 +3464,67 @@
                 <w:sz w:val="24"/>
                 <w:szCs w:val="24"/>
               </w:rPr>
-              <w:t>This project adopts the Agile Scrum methodology for developing the healthcare platform within 12 weeks. This choice is backed by the reference and evidence  from similar health care application. A telemedicine service employed Scrum to successfully deliver a complete service flow within the time period of eight weeks (Bin et al., 2021). Similarly, the integration of Machine Learning algorithms requires iterative refinement and continuous testing (Abrahamsson et al., 2002).  Blockchain implementation in healthcare demands incremental security validation which cannot be accommodated by traditional Waterfall methods(Hasanova et al., 2018). Agile is beneficial for integration of multiple technologies which requires multiple testing(Schwaber &amp; Sutherland, 2020).</w:t>
+              <w:t xml:space="preserve">This project adopts the Agile Scrum methodology for developing the healthcare platform within 12 weeks. This choice is backed by the reference and </w:t>
+            </w:r>
+            <w:proofErr w:type="gramStart"/>
+            <w:r>
+              <w:rPr>
+                <w:rFonts w:ascii="Times New Roman" w:hAnsi="Times New Roman" w:cs="Times New Roman"/>
+                <w:bCs/>
+                <w:sz w:val="24"/>
+                <w:szCs w:val="24"/>
+              </w:rPr>
+              <w:t>evidence  from</w:t>
+            </w:r>
+            <w:proofErr w:type="gramEnd"/>
+            <w:r>
+              <w:rPr>
+                <w:rFonts w:ascii="Times New Roman" w:hAnsi="Times New Roman" w:cs="Times New Roman"/>
+                <w:bCs/>
+                <w:sz w:val="24"/>
+                <w:szCs w:val="24"/>
+              </w:rPr>
+              <w:t xml:space="preserve"> similar health care application. A telemedicine service employed Scrum to successfully deliver a complete service flow within the time period of eight weeks (Bin et al., 2021). Similarly, the integration of Machine Learning algorithms requires iterative refinement and continuous testing (Abrahamsson et al., 2002).  Blockchain implementation in healthcare demands incremental security validation which cannot be accommodated by traditional Waterfall </w:t>
+            </w:r>
+            <w:proofErr w:type="gramStart"/>
+            <w:r>
+              <w:rPr>
+                <w:rFonts w:ascii="Times New Roman" w:hAnsi="Times New Roman" w:cs="Times New Roman"/>
+                <w:bCs/>
+                <w:sz w:val="24"/>
+                <w:szCs w:val="24"/>
+              </w:rPr>
+              <w:t>methods(</w:t>
+            </w:r>
+            <w:proofErr w:type="gramEnd"/>
+            <w:r>
+              <w:rPr>
+                <w:rFonts w:ascii="Times New Roman" w:hAnsi="Times New Roman" w:cs="Times New Roman"/>
+                <w:bCs/>
+                <w:sz w:val="24"/>
+                <w:szCs w:val="24"/>
+              </w:rPr>
+              <w:t xml:space="preserve">Hasanova et al., 2018). Agile is beneficial for integration of multiple technologies which requires multiple </w:t>
+            </w:r>
+            <w:proofErr w:type="gramStart"/>
+            <w:r>
+              <w:rPr>
+                <w:rFonts w:ascii="Times New Roman" w:hAnsi="Times New Roman" w:cs="Times New Roman"/>
+                <w:bCs/>
+                <w:sz w:val="24"/>
+                <w:szCs w:val="24"/>
+              </w:rPr>
+              <w:t>testing(</w:t>
+            </w:r>
+            <w:proofErr w:type="gramEnd"/>
+            <w:r>
+              <w:rPr>
+                <w:rFonts w:ascii="Times New Roman" w:hAnsi="Times New Roman" w:cs="Times New Roman"/>
+                <w:bCs/>
+                <w:sz w:val="24"/>
+                <w:szCs w:val="24"/>
+              </w:rPr>
+              <w:t>Schwaber &amp; Sutherland, 2020).</w:t>
             </w:r>
           </w:p>
           <w:p>
@@ -4476,24 +4632,14 @@
               </w:rPr>
               <w:t>Module Leader</w:t>
             </w:r>
-          </w:p>
-          <w:p>
-            <w:pPr>
-              <w:rPr>
-                <w:rFonts w:ascii="Times New Roman" w:hAnsi="Times New Roman" w:cs="Times New Roman"/>
-                <w:sz w:val="24"/>
-                <w:szCs w:val="24"/>
-              </w:rPr>
-            </w:pPr>
-          </w:p>
-          <w:p>
-            <w:pPr>
-              <w:rPr>
-                <w:rFonts w:ascii="Times New Roman" w:hAnsi="Times New Roman" w:cs="Times New Roman"/>
-                <w:sz w:val="24"/>
-                <w:szCs w:val="24"/>
-              </w:rPr>
-            </w:pPr>
+            <w:r>
+              <w:rPr>
+                <w:rFonts w:ascii="Times New Roman" w:hAnsi="Times New Roman" w:cs="Times New Roman"/>
+                <w:sz w:val="24"/>
+                <w:szCs w:val="24"/>
+              </w:rPr>
+              <w:t xml:space="preserve"> </w:t>
+            </w:r>
           </w:p>
           <w:p>
             <w:pPr>
@@ -4511,6 +4657,15 @@
               </w:rPr>
               <w:t>Supervisor</w:t>
             </w:r>
+          </w:p>
+          <w:p>
+            <w:pPr>
+              <w:rPr>
+                <w:rFonts w:ascii="Times New Roman" w:hAnsi="Times New Roman" w:cs="Times New Roman"/>
+                <w:sz w:val="24"/>
+                <w:szCs w:val="24"/>
+              </w:rPr>
+            </w:pPr>
           </w:p>
         </w:tc>
       </w:tr>
@@ -4538,6 +4693,40 @@
                 <w:szCs w:val="24"/>
               </w:rPr>
             </w:pPr>
+            <w:r>
+              <w:rPr>
+                <w:rFonts w:ascii="Times New Roman" w:hAnsi="Times New Roman" w:cs="Times New Roman"/>
+                <w:b/>
+                <w:bCs/>
+                <w:sz w:val="24"/>
+                <w:szCs w:val="24"/>
+              </w:rPr>
+              <w:t>Name:</w:t>
+            </w:r>
+            <w:r>
+              <w:rPr>
+                <w:rFonts w:ascii="Times New Roman" w:hAnsi="Times New Roman" w:cs="Times New Roman"/>
+                <w:sz w:val="24"/>
+                <w:szCs w:val="24"/>
+              </w:rPr>
+              <w:t xml:space="preserve"> </w:t>
+            </w:r>
+            <w:r>
+              <w:rPr>
+                <w:rFonts w:ascii="Times New Roman" w:hAnsi="Times New Roman" w:cs="Times New Roman"/>
+                <w:sz w:val="24"/>
+                <w:szCs w:val="24"/>
+              </w:rPr>
+              <w:t xml:space="preserve">Mr. </w:t>
+            </w:r>
+            <w:r>
+              <w:rPr>
+                <w:rFonts w:ascii="Times New Roman" w:hAnsi="Times New Roman" w:cs="Times New Roman"/>
+                <w:sz w:val="24"/>
+                <w:szCs w:val="24"/>
+              </w:rPr>
+              <w:t>Saroj Sharma</w:t>
+            </w:r>
           </w:p>
         </w:tc>
         <w:tc>
@@ -4584,6 +4773,17 @@
             <w:pPr>
               <w:jc w:val="center"/>
               <w:rPr>
+                <w:rFonts w:ascii="Times New Roman" w:hAnsi="Times New Roman" w:cs="Times New Roman"/>
+                <w:b/>
+                <w:sz w:val="24"/>
+                <w:szCs w:val="24"/>
+              </w:rPr>
+            </w:pPr>
+          </w:p>
+          <w:p>
+            <w:pPr>
+              <w:jc w:val="center"/>
+              <w:rPr>
                 <w:rFonts w:ascii="Times New Roman" w:eastAsia="Times New Roman" w:hAnsi="Times New Roman" w:cs="Times New Roman"/>
                 <w:sz w:val="24"/>
                 <w:szCs w:val="24"/>
@@ -4623,6 +4823,7 @@
               <w:pStyle w:val="NormalWeb"/>
             </w:pPr>
             <w:r>
+              <w:lastRenderedPageBreak/>
               <w:t xml:space="preserve">Abrahamsson, P., Salo, O., Ronkainen, J. and </w:t>
             </w:r>
             <w:proofErr w:type="spellStart"/>
@@ -4663,7 +4864,15 @@
               <w:pStyle w:val="NormalWeb"/>
             </w:pPr>
             <w:r>
-              <w:t xml:space="preserve">Bin, K.J., Higa, N., Silva, J.H. da , Quagliano, D.A., Hangai, R.K., </w:t>
+              <w:t xml:space="preserve">Bin, K.J., Higa, N., Silva, J.H. </w:t>
+            </w:r>
+            <w:proofErr w:type="gramStart"/>
+            <w:r>
+              <w:t>da ,</w:t>
+            </w:r>
+            <w:proofErr w:type="gramEnd"/>
+            <w:r>
+              <w:t xml:space="preserve"> Quagliano, D.A., Hangai, R.K., </w:t>
             </w:r>
             <w:proofErr w:type="spellStart"/>
             <w:r>
@@ -4671,7 +4880,31 @@
             </w:r>
             <w:proofErr w:type="spellEnd"/>
             <w:r>
-              <w:t>-Júnior , V., Pereira, A.J.R., Carneiro-D’Albuquerque, L.A., Carrilho , F.J., Wen, C.L. and Ono , S.K. (2021). Building an outpatient telemedicine care pilot using Scrum-like framework within a medical residency program. Science Direct.</w:t>
+              <w:t>-</w:t>
+            </w:r>
+            <w:proofErr w:type="gramStart"/>
+            <w:r>
+              <w:t>Júnior ,</w:t>
+            </w:r>
+            <w:proofErr w:type="gramEnd"/>
+            <w:r>
+              <w:t xml:space="preserve"> V., Pereira, A.J.R., Carneiro-D’Albuquerque, L.A., </w:t>
+            </w:r>
+            <w:proofErr w:type="gramStart"/>
+            <w:r>
+              <w:t>Carrilho ,</w:t>
+            </w:r>
+            <w:proofErr w:type="gramEnd"/>
+            <w:r>
+              <w:t xml:space="preserve"> F.J., Wen, C.L. and </w:t>
+            </w:r>
+            <w:proofErr w:type="gramStart"/>
+            <w:r>
+              <w:t>Ono ,</w:t>
+            </w:r>
+            <w:proofErr w:type="gramEnd"/>
+            <w:r>
+              <w:t xml:space="preserve"> S.K. (2021). Building an outpatient telemedicine care pilot using Scrum-like framework within a medical residency program. Science Direct.</w:t>
             </w:r>
           </w:p>
           <w:p>
@@ -4710,8 +4943,13 @@
             <w:pPr>
               <w:pStyle w:val="NormalWeb"/>
             </w:pPr>
-            <w:r>
-              <w:t>Li , Y.H., Li, Y.L., Wei, M.Y. and Li, G.Y. (2024). Innovation and challenges of artificial intelligence technology in personalized healthcare.</w:t>
+            <w:proofErr w:type="gramStart"/>
+            <w:r>
+              <w:t>Li ,</w:t>
+            </w:r>
+            <w:proofErr w:type="gramEnd"/>
+            <w:r>
+              <w:t xml:space="preserve"> Y.H., Li, Y.L., Wei, M.Y. and Li, G.Y. (2024). Innovation and challenges of artificial intelligence technology in personalized healthcare.</w:t>
             </w:r>
           </w:p>
           <w:p>
@@ -5520,9 +5758,7 @@
     <w:qFormat/>
     <w:tblPr>
       <w:tblCellMar>
-        <w:top w:w="0" w:type="dxa"/>
         <w:left w:w="115" w:type="dxa"/>
-        <w:bottom w:w="0" w:type="dxa"/>
         <w:right w:w="115" w:type="dxa"/>
       </w:tblCellMar>
     </w:tblPr>

--- a/Executing Folder/Project Specification.docx
+++ b/Executing Folder/Project Specification.docx
@@ -684,27 +684,7 @@
                 <w:sz w:val="24"/>
                 <w:szCs w:val="24"/>
               </w:rPr>
-              <w:t xml:space="preserve">To provide the location </w:t>
-            </w:r>
-            <w:proofErr w:type="gramStart"/>
-            <w:r>
-              <w:rPr>
-                <w:rFonts w:ascii="Times New Roman" w:hAnsi="Times New Roman" w:cs="Times New Roman"/>
-                <w:bCs/>
-                <w:sz w:val="24"/>
-                <w:szCs w:val="24"/>
-              </w:rPr>
-              <w:t>of  the</w:t>
-            </w:r>
-            <w:proofErr w:type="gramEnd"/>
-            <w:r>
-              <w:rPr>
-                <w:rFonts w:ascii="Times New Roman" w:hAnsi="Times New Roman" w:cs="Times New Roman"/>
-                <w:bCs/>
-                <w:sz w:val="24"/>
-                <w:szCs w:val="24"/>
-              </w:rPr>
-              <w:t xml:space="preserve"> nearest hospital and pharmacies with the integration of Google API</w:t>
+              <w:t>To provide the location of  the nearest hospital and pharmacies with the integration of Google API</w:t>
             </w:r>
           </w:p>
           <w:p>
@@ -861,7 +841,6 @@
                       <w:szCs w:val="24"/>
                     </w:rPr>
                   </w:pPr>
-                  <w:proofErr w:type="spellStart"/>
                   <w:r>
                     <w:rPr>
                       <w:rFonts w:ascii="Times New Roman" w:hAnsi="Times New Roman" w:cs="Times New Roman"/>
@@ -871,7 +850,6 @@
                     </w:rPr>
                     <w:t>MoSCoW</w:t>
                   </w:r>
-                  <w:proofErr w:type="spellEnd"/>
                 </w:p>
               </w:tc>
             </w:tr>
@@ -1350,7 +1328,25 @@
                       <w:sz w:val="24"/>
                       <w:szCs w:val="24"/>
                     </w:rPr>
-                    <w:t xml:space="preserve"> confirmation after booking.</w:t>
+                    <w:t xml:space="preserve"> confirmation</w:t>
+                  </w:r>
+                  <w:r>
+                    <w:rPr>
+                      <w:rFonts w:ascii="Times New Roman" w:hAnsi="Times New Roman" w:cs="Times New Roman"/>
+                      <w:bCs/>
+                      <w:sz w:val="24"/>
+                      <w:szCs w:val="24"/>
+                    </w:rPr>
+                    <w:t xml:space="preserve"> status</w:t>
+                  </w:r>
+                  <w:r>
+                    <w:rPr>
+                      <w:rFonts w:ascii="Times New Roman" w:hAnsi="Times New Roman" w:cs="Times New Roman"/>
+                      <w:bCs/>
+                      <w:sz w:val="24"/>
+                      <w:szCs w:val="24"/>
+                    </w:rPr>
+                    <w:t xml:space="preserve"> after booking.</w:t>
                   </w:r>
                 </w:p>
               </w:tc>
@@ -1883,7 +1879,6 @@
                       <w:szCs w:val="24"/>
                     </w:rPr>
                   </w:pPr>
-                  <w:proofErr w:type="spellStart"/>
                   <w:r>
                     <w:rPr>
                       <w:rFonts w:ascii="Times New Roman" w:hAnsi="Times New Roman" w:cs="Times New Roman"/>
@@ -1893,7 +1888,6 @@
                     </w:rPr>
                     <w:t>MoSCoW</w:t>
                   </w:r>
-                  <w:proofErr w:type="spellEnd"/>
                 </w:p>
               </w:tc>
             </w:tr>
@@ -1968,7 +1962,25 @@
                       <w:sz w:val="24"/>
                       <w:szCs w:val="24"/>
                     </w:rPr>
-                    <w:t>Sensitive information must be securely encrypted.</w:t>
+                    <w:t xml:space="preserve">Sensitive information must be securely </w:t>
+                  </w:r>
+                  <w:r>
+                    <w:rPr>
+                      <w:rFonts w:ascii="Times New Roman" w:hAnsi="Times New Roman" w:cs="Times New Roman"/>
+                      <w:bCs/>
+                      <w:sz w:val="24"/>
+                      <w:szCs w:val="24"/>
+                    </w:rPr>
+                    <w:t>stored</w:t>
+                  </w:r>
+                  <w:r>
+                    <w:rPr>
+                      <w:rFonts w:ascii="Times New Roman" w:hAnsi="Times New Roman" w:cs="Times New Roman"/>
+                      <w:bCs/>
+                      <w:sz w:val="24"/>
+                      <w:szCs w:val="24"/>
+                    </w:rPr>
+                    <w:t>.</w:t>
                   </w:r>
                 </w:p>
               </w:tc>
@@ -2117,7 +2129,7 @@
                       <w:sz w:val="24"/>
                       <w:szCs w:val="24"/>
                     </w:rPr>
-                    <w:t>The design should be responsive and suitable for mobile devices.</w:t>
+                    <w:t>The design should be suitable for mobile devices.</w:t>
                   </w:r>
                 </w:p>
               </w:tc>
@@ -2450,27 +2462,7 @@
                 <w:sz w:val="24"/>
                 <w:szCs w:val="24"/>
               </w:rPr>
-              <w:t xml:space="preserve">. These machine learning systems have been found to become smarter over time with the interpretation of patient data, evaluation of patterns from </w:t>
-            </w:r>
-            <w:proofErr w:type="spellStart"/>
-            <w:proofErr w:type="gramStart"/>
-            <w:r>
-              <w:rPr>
-                <w:rFonts w:ascii="Times New Roman" w:hAnsi="Times New Roman" w:cs="Times New Roman"/>
-                <w:sz w:val="24"/>
-                <w:szCs w:val="24"/>
-              </w:rPr>
-              <w:t>symptoms,learning</w:t>
-            </w:r>
-            <w:proofErr w:type="spellEnd"/>
-            <w:proofErr w:type="gramEnd"/>
-            <w:r>
-              <w:rPr>
-                <w:rFonts w:ascii="Times New Roman" w:hAnsi="Times New Roman" w:cs="Times New Roman"/>
-                <w:sz w:val="24"/>
-                <w:szCs w:val="24"/>
-              </w:rPr>
-              <w:t xml:space="preserve"> from patient feedback to provide better recommendations </w:t>
+              <w:t xml:space="preserve">. These machine learning systems have been found to become smarter over time with the interpretation of patient data, evaluation of patterns from symptoms,learning from patient feedback to provide better recommendations </w:t>
             </w:r>
             <w:r>
               <w:rPr>
@@ -2487,79 +2479,7 @@
                 <w:sz w:val="24"/>
                 <w:szCs w:val="24"/>
               </w:rPr>
-              <w:t xml:space="preserve">. The healthcare applications have achieved both accuracy and security with the combination of AI and Blockchain technology. Blockchain ensures the safety of medical data from unauthorized access while still allowing doctors and patients to exchange information </w:t>
-            </w:r>
-            <w:proofErr w:type="gramStart"/>
-            <w:r>
-              <w:rPr>
-                <w:rFonts w:ascii="Times New Roman" w:hAnsi="Times New Roman" w:cs="Times New Roman"/>
-                <w:sz w:val="24"/>
-                <w:szCs w:val="24"/>
-              </w:rPr>
-              <w:t>safely(</w:t>
-            </w:r>
-            <w:proofErr w:type="gramEnd"/>
-            <w:r>
-              <w:rPr>
-                <w:rFonts w:ascii="Times New Roman" w:hAnsi="Times New Roman" w:cs="Times New Roman"/>
-                <w:sz w:val="24"/>
-                <w:szCs w:val="24"/>
-              </w:rPr>
-              <w:t>Al-</w:t>
-            </w:r>
-            <w:proofErr w:type="spellStart"/>
-            <w:r>
-              <w:rPr>
-                <w:rFonts w:ascii="Times New Roman" w:hAnsi="Times New Roman" w:cs="Times New Roman"/>
-                <w:sz w:val="24"/>
-                <w:szCs w:val="24"/>
-              </w:rPr>
-              <w:t>Khasawneh</w:t>
-            </w:r>
-            <w:proofErr w:type="spellEnd"/>
-            <w:r>
-              <w:rPr>
-                <w:rFonts w:ascii="Times New Roman" w:hAnsi="Times New Roman" w:cs="Times New Roman"/>
-                <w:sz w:val="24"/>
-                <w:szCs w:val="24"/>
-              </w:rPr>
-              <w:t xml:space="preserve">, 2024). AI finds suitable doctors for patients meanwhile blockchain ensures the security of </w:t>
-            </w:r>
-            <w:proofErr w:type="spellStart"/>
-            <w:r>
-              <w:rPr>
-                <w:rFonts w:ascii="Times New Roman" w:hAnsi="Times New Roman" w:cs="Times New Roman"/>
-                <w:sz w:val="24"/>
-                <w:szCs w:val="24"/>
-              </w:rPr>
-              <w:t>of</w:t>
-            </w:r>
-            <w:proofErr w:type="spellEnd"/>
-            <w:r>
-              <w:rPr>
-                <w:rFonts w:ascii="Times New Roman" w:hAnsi="Times New Roman" w:cs="Times New Roman"/>
-                <w:sz w:val="24"/>
-                <w:szCs w:val="24"/>
-              </w:rPr>
-              <w:t xml:space="preserve"> the medical </w:t>
-            </w:r>
-            <w:proofErr w:type="gramStart"/>
-            <w:r>
-              <w:rPr>
-                <w:rFonts w:ascii="Times New Roman" w:hAnsi="Times New Roman" w:cs="Times New Roman"/>
-                <w:sz w:val="24"/>
-                <w:szCs w:val="24"/>
-              </w:rPr>
-              <w:t>information(</w:t>
-            </w:r>
-            <w:proofErr w:type="gramEnd"/>
-            <w:r>
-              <w:rPr>
-                <w:rFonts w:ascii="Times New Roman" w:hAnsi="Times New Roman" w:cs="Times New Roman"/>
-                <w:sz w:val="24"/>
-                <w:szCs w:val="24"/>
-              </w:rPr>
-              <w:t xml:space="preserve">Li et al., 2024). </w:t>
+              <w:t xml:space="preserve">. The healthcare applications have achieved both accuracy and security with the combination of AI and Blockchain technology. Blockchain ensures the safety of medical data from unauthorized access while still allowing doctors and patients to exchange information safely(Al-Khasawneh, 2024). AI finds suitable doctors for patients meanwhile blockchain ensures the security of of the medical information(Li et al., 2024). </w:t>
             </w:r>
           </w:p>
           <w:p>
@@ -2599,25 +2519,7 @@
                 <w:sz w:val="24"/>
                 <w:szCs w:val="24"/>
               </w:rPr>
-              <w:t xml:space="preserve">The system will be tested on the level of accuracy it meets while recommending suitable doctors to the patients. It will further be evaluated on the efficiency of security system through Blockchain. Testing will utilize the </w:t>
-            </w:r>
-            <w:proofErr w:type="gramStart"/>
-            <w:r>
-              <w:rPr>
-                <w:rFonts w:ascii="Times New Roman" w:hAnsi="Times New Roman" w:cs="Times New Roman"/>
-                <w:sz w:val="24"/>
-                <w:szCs w:val="24"/>
-              </w:rPr>
-              <w:t>patients</w:t>
-            </w:r>
-            <w:proofErr w:type="gramEnd"/>
-            <w:r>
-              <w:rPr>
-                <w:rFonts w:ascii="Times New Roman" w:hAnsi="Times New Roman" w:cs="Times New Roman"/>
-                <w:sz w:val="24"/>
-                <w:szCs w:val="24"/>
-              </w:rPr>
-              <w:t xml:space="preserve"> symptoms as inputs to evaluate accuracy and reliability. Success is determined by high accuracy in AI recommendation, security of patient data and performance of the system.</w:t>
+              <w:t>The system will be tested on the level of accuracy it meets while recommending suitable doctors to the patients. It will further be evaluated on the efficiency of security system through Blockchain. Testing will utilize the patients symptoms as inputs to evaluate accuracy and reliability. Success is determined by high accuracy in AI recommendation, security of patient data and performance of the system.</w:t>
             </w:r>
           </w:p>
           <w:p>
@@ -2931,23 +2833,13 @@
                 <w:szCs w:val="20"/>
               </w:rPr>
             </w:pPr>
-            <w:proofErr w:type="gramStart"/>
             <w:r>
               <w:rPr>
                 <w:rFonts w:ascii="Times New Roman" w:hAnsi="Times New Roman" w:cs="Times New Roman"/>
                 <w:sz w:val="20"/>
                 <w:szCs w:val="20"/>
               </w:rPr>
-              <w:t>Figure :</w:t>
-            </w:r>
-            <w:proofErr w:type="gramEnd"/>
-            <w:r>
-              <w:rPr>
-                <w:rFonts w:ascii="Times New Roman" w:hAnsi="Times New Roman" w:cs="Times New Roman"/>
-                <w:sz w:val="20"/>
-                <w:szCs w:val="20"/>
-              </w:rPr>
-              <w:t xml:space="preserve"> </w:t>
+              <w:t xml:space="preserve">Figure : </w:t>
             </w:r>
             <w:r>
               <w:rPr>
@@ -3249,19 +3141,11 @@
               <w:pStyle w:val="Caption"/>
               <w:jc w:val="center"/>
             </w:pPr>
-            <w:proofErr w:type="gramStart"/>
-            <w:r>
-              <w:rPr>
-                <w:rFonts w:ascii="Times New Roman" w:hAnsi="Times New Roman" w:cs="Times New Roman"/>
-              </w:rPr>
-              <w:t>Figure :</w:t>
-            </w:r>
-            <w:proofErr w:type="gramEnd"/>
-            <w:r>
-              <w:rPr>
-                <w:rFonts w:ascii="Times New Roman" w:hAnsi="Times New Roman" w:cs="Times New Roman"/>
-              </w:rPr>
-              <w:t xml:space="preserve"> </w:t>
+            <w:r>
+              <w:rPr>
+                <w:rFonts w:ascii="Times New Roman" w:hAnsi="Times New Roman" w:cs="Times New Roman"/>
+              </w:rPr>
+              <w:t xml:space="preserve">Figure : </w:t>
             </w:r>
             <w:r>
               <w:rPr>
@@ -3342,14 +3226,12 @@
                 <w:iCs/>
               </w:rPr>
             </w:pPr>
-            <w:proofErr w:type="gramStart"/>
             <w:r>
               <w:rPr>
                 <w:rFonts w:ascii="Times New Roman" w:hAnsi="Times New Roman" w:cs="Times New Roman"/>
               </w:rPr>
               <w:t>Figure :</w:t>
             </w:r>
-            <w:proofErr w:type="gramEnd"/>
             <w:r>
               <w:rPr>
                 <w:rFonts w:ascii="Times New Roman" w:hAnsi="Times New Roman" w:cs="Times New Roman"/>
@@ -3464,67 +3346,7 @@
                 <w:sz w:val="24"/>
                 <w:szCs w:val="24"/>
               </w:rPr>
-              <w:t xml:space="preserve">This project adopts the Agile Scrum methodology for developing the healthcare platform within 12 weeks. This choice is backed by the reference and </w:t>
-            </w:r>
-            <w:proofErr w:type="gramStart"/>
-            <w:r>
-              <w:rPr>
-                <w:rFonts w:ascii="Times New Roman" w:hAnsi="Times New Roman" w:cs="Times New Roman"/>
-                <w:bCs/>
-                <w:sz w:val="24"/>
-                <w:szCs w:val="24"/>
-              </w:rPr>
-              <w:t>evidence  from</w:t>
-            </w:r>
-            <w:proofErr w:type="gramEnd"/>
-            <w:r>
-              <w:rPr>
-                <w:rFonts w:ascii="Times New Roman" w:hAnsi="Times New Roman" w:cs="Times New Roman"/>
-                <w:bCs/>
-                <w:sz w:val="24"/>
-                <w:szCs w:val="24"/>
-              </w:rPr>
-              <w:t xml:space="preserve"> similar health care application. A telemedicine service employed Scrum to successfully deliver a complete service flow within the time period of eight weeks (Bin et al., 2021). Similarly, the integration of Machine Learning algorithms requires iterative refinement and continuous testing (Abrahamsson et al., 2002).  Blockchain implementation in healthcare demands incremental security validation which cannot be accommodated by traditional Waterfall </w:t>
-            </w:r>
-            <w:proofErr w:type="gramStart"/>
-            <w:r>
-              <w:rPr>
-                <w:rFonts w:ascii="Times New Roman" w:hAnsi="Times New Roman" w:cs="Times New Roman"/>
-                <w:bCs/>
-                <w:sz w:val="24"/>
-                <w:szCs w:val="24"/>
-              </w:rPr>
-              <w:t>methods(</w:t>
-            </w:r>
-            <w:proofErr w:type="gramEnd"/>
-            <w:r>
-              <w:rPr>
-                <w:rFonts w:ascii="Times New Roman" w:hAnsi="Times New Roman" w:cs="Times New Roman"/>
-                <w:bCs/>
-                <w:sz w:val="24"/>
-                <w:szCs w:val="24"/>
-              </w:rPr>
-              <w:t xml:space="preserve">Hasanova et al., 2018). Agile is beneficial for integration of multiple technologies which requires multiple </w:t>
-            </w:r>
-            <w:proofErr w:type="gramStart"/>
-            <w:r>
-              <w:rPr>
-                <w:rFonts w:ascii="Times New Roman" w:hAnsi="Times New Roman" w:cs="Times New Roman"/>
-                <w:bCs/>
-                <w:sz w:val="24"/>
-                <w:szCs w:val="24"/>
-              </w:rPr>
-              <w:t>testing(</w:t>
-            </w:r>
-            <w:proofErr w:type="gramEnd"/>
-            <w:r>
-              <w:rPr>
-                <w:rFonts w:ascii="Times New Roman" w:hAnsi="Times New Roman" w:cs="Times New Roman"/>
-                <w:bCs/>
-                <w:sz w:val="24"/>
-                <w:szCs w:val="24"/>
-              </w:rPr>
-              <w:t>Schwaber &amp; Sutherland, 2020).</w:t>
+              <w:t>This project adopts the Agile Scrum methodology for developing the healthcare platform within 12 weeks. This choice is backed by the reference and evidence  from similar health care application. A telemedicine service employed Scrum to successfully deliver a complete service flow within the time period of eight weeks (Bin et al., 2021). Similarly, the integration of Machine Learning algorithms requires iterative refinement and continuous testing (Abrahamsson et al., 2002).  Blockchain implementation in healthcare demands incremental security validation which cannot be accommodated by traditional Waterfall methods(Hasanova et al., 2018). Agile is beneficial for integration of multiple technologies which requires multiple testing(Schwaber &amp; Sutherland, 2020).</w:t>
             </w:r>
           </w:p>
           <w:p>
@@ -3715,7 +3537,7 @@
           <w:tbl>
             <w:tblPr>
               <w:tblStyle w:val="TableGrid"/>
-              <w:tblW w:w="0" w:type="auto"/>
+              <w:tblW w:w="11319" w:type="dxa"/>
               <w:tblLayout w:type="fixed"/>
               <w:tblLook w:val="04A0" w:firstRow="1" w:lastRow="0" w:firstColumn="1" w:lastColumn="0" w:noHBand="0" w:noVBand="1"/>
             </w:tblPr>
@@ -3805,19 +3627,8 @@
                       <w:sz w:val="24"/>
                       <w:szCs w:val="24"/>
                     </w:rPr>
-                    <w:t xml:space="preserve">Microsoft </w:t>
-                  </w:r>
-                  <w:proofErr w:type="spellStart"/>
-                  <w:r>
-                    <w:rPr>
-                      <w:rFonts w:ascii="Times New Roman" w:hAnsi="Times New Roman" w:cs="Times New Roman"/>
-                      <w:bCs/>
-                      <w:sz w:val="24"/>
-                      <w:szCs w:val="24"/>
-                    </w:rPr>
-                    <w:t>Powerpoint</w:t>
-                  </w:r>
-                  <w:proofErr w:type="spellEnd"/>
+                    <w:t>Microsoft Powerpoint</w:t>
+                  </w:r>
                 </w:p>
               </w:tc>
             </w:tr>
@@ -3902,7 +3713,7 @@
                       <w:sz w:val="24"/>
                       <w:szCs w:val="24"/>
                     </w:rPr>
-                    <w:t>React Native</w:t>
+                    <w:t>VS Code</w:t>
                   </w:r>
                 </w:p>
               </w:tc>
@@ -3988,7 +3799,7 @@
                       <w:sz w:val="24"/>
                       <w:szCs w:val="24"/>
                     </w:rPr>
-                    <w:t>AWS</w:t>
+                    <w:t>Figma</w:t>
                   </w:r>
                 </w:p>
               </w:tc>
@@ -4104,7 +3915,7 @@
                       <w:sz w:val="24"/>
                       <w:szCs w:val="24"/>
                     </w:rPr>
-                    <w:t>Google Maps API</w:t>
+                    <w:t>OpenStreetMap</w:t>
                   </w:r>
                 </w:p>
               </w:tc>
@@ -4221,7 +4032,7 @@
                       <w:sz w:val="24"/>
                       <w:szCs w:val="24"/>
                     </w:rPr>
-                    <w:t>PostgreSQL</w:t>
+                    <w:t>SQLite</w:t>
                   </w:r>
                 </w:p>
               </w:tc>
@@ -4279,7 +4090,7 @@
                       <w:sz w:val="24"/>
                       <w:szCs w:val="24"/>
                     </w:rPr>
-                    <w:t>Solidity</w:t>
+                    <w:t>SHA-256 chain</w:t>
                   </w:r>
                 </w:p>
               </w:tc>
@@ -4307,7 +4118,7 @@
                       <w:sz w:val="24"/>
                       <w:szCs w:val="24"/>
                     </w:rPr>
-                    <w:t>MetaMask</w:t>
+                    <w:t>Figma</w:t>
                   </w:r>
                 </w:p>
               </w:tc>
@@ -4336,94 +4147,6 @@
                       <w:szCs w:val="24"/>
                     </w:rPr>
                     <w:t>Android Studio</w:t>
-                  </w:r>
-                </w:p>
-              </w:tc>
-            </w:tr>
-            <w:tr>
-              <w:tc>
-                <w:tcPr>
-                  <w:tcW w:w="3773" w:type="dxa"/>
-                </w:tcPr>
-                <w:p>
-                  <w:pPr>
-                    <w:numPr>
-                      <w:ilvl w:val="0"/>
-                      <w:numId w:val="2"/>
-                    </w:numPr>
-                    <w:rPr>
-                      <w:rFonts w:ascii="Times New Roman" w:hAnsi="Times New Roman" w:cs="Times New Roman"/>
-                      <w:bCs/>
-                      <w:sz w:val="24"/>
-                      <w:szCs w:val="24"/>
-                    </w:rPr>
-                  </w:pPr>
-                  <w:proofErr w:type="spellStart"/>
-                  <w:r>
-                    <w:rPr>
-                      <w:rFonts w:ascii="Times New Roman" w:hAnsi="Times New Roman" w:cs="Times New Roman"/>
-                      <w:bCs/>
-                      <w:sz w:val="24"/>
-                      <w:szCs w:val="24"/>
-                    </w:rPr>
-                    <w:t>FireBase</w:t>
-                  </w:r>
-                  <w:proofErr w:type="spellEnd"/>
-                </w:p>
-              </w:tc>
-              <w:tc>
-                <w:tcPr>
-                  <w:tcW w:w="3773" w:type="dxa"/>
-                </w:tcPr>
-                <w:p>
-                  <w:pPr>
-                    <w:numPr>
-                      <w:ilvl w:val="0"/>
-                      <w:numId w:val="2"/>
-                    </w:numPr>
-                    <w:rPr>
-                      <w:rFonts w:ascii="Times New Roman" w:hAnsi="Times New Roman" w:cs="Times New Roman"/>
-                      <w:bCs/>
-                      <w:sz w:val="24"/>
-                      <w:szCs w:val="24"/>
-                    </w:rPr>
-                  </w:pPr>
-                  <w:r>
-                    <w:rPr>
-                      <w:rFonts w:ascii="Times New Roman" w:hAnsi="Times New Roman" w:cs="Times New Roman"/>
-                      <w:bCs/>
-                      <w:sz w:val="24"/>
-                      <w:szCs w:val="24"/>
-                    </w:rPr>
-                    <w:t>VS Code</w:t>
-                  </w:r>
-                </w:p>
-              </w:tc>
-              <w:tc>
-                <w:tcPr>
-                  <w:tcW w:w="3773" w:type="dxa"/>
-                </w:tcPr>
-                <w:p>
-                  <w:pPr>
-                    <w:numPr>
-                      <w:ilvl w:val="0"/>
-                      <w:numId w:val="2"/>
-                    </w:numPr>
-                    <w:rPr>
-                      <w:rFonts w:ascii="Times New Roman" w:hAnsi="Times New Roman" w:cs="Times New Roman"/>
-                      <w:bCs/>
-                      <w:sz w:val="24"/>
-                      <w:szCs w:val="24"/>
-                    </w:rPr>
-                  </w:pPr>
-                  <w:r>
-                    <w:rPr>
-                      <w:rFonts w:ascii="Times New Roman" w:hAnsi="Times New Roman" w:cs="Times New Roman"/>
-                      <w:bCs/>
-                      <w:sz w:val="24"/>
-                      <w:szCs w:val="24"/>
-                    </w:rPr>
-                    <w:t>Figma</w:t>
                   </w:r>
                 </w:p>
               </w:tc>
@@ -4709,23 +4432,7 @@
                 <w:sz w:val="24"/>
                 <w:szCs w:val="24"/>
               </w:rPr>
-              <w:t xml:space="preserve"> </w:t>
-            </w:r>
-            <w:r>
-              <w:rPr>
-                <w:rFonts w:ascii="Times New Roman" w:hAnsi="Times New Roman" w:cs="Times New Roman"/>
-                <w:sz w:val="24"/>
-                <w:szCs w:val="24"/>
-              </w:rPr>
-              <w:t xml:space="preserve">Mr. </w:t>
-            </w:r>
-            <w:r>
-              <w:rPr>
-                <w:rFonts w:ascii="Times New Roman" w:hAnsi="Times New Roman" w:cs="Times New Roman"/>
-                <w:sz w:val="24"/>
-                <w:szCs w:val="24"/>
-              </w:rPr>
-              <w:t>Saroj Sharma</w:t>
+              <w:t xml:space="preserve"> Mr. Saroj Sharma</w:t>
             </w:r>
           </w:p>
         </w:tc>
@@ -4796,7 +4503,6 @@
                 <w:sz w:val="24"/>
                 <w:szCs w:val="24"/>
               </w:rPr>
-              <w:lastRenderedPageBreak/>
               <w:t>Initial Bibliography</w:t>
             </w:r>
           </w:p>
@@ -4824,15 +4530,7 @@
             </w:pPr>
             <w:r>
               <w:lastRenderedPageBreak/>
-              <w:t xml:space="preserve">Abrahamsson, P., Salo, O., Ronkainen, J. and </w:t>
-            </w:r>
-            <w:proofErr w:type="spellStart"/>
-            <w:r>
-              <w:t>Warsta</w:t>
-            </w:r>
-            <w:proofErr w:type="spellEnd"/>
-            <w:r>
-              <w:t xml:space="preserve">, J. (2002). Agile Software Development Methods: Review and Analysis. </w:t>
+              <w:t xml:space="preserve">Abrahamsson, P., Salo, O., Ronkainen, J. and Warsta, J. (2002). Agile Software Development Methods: Review and Analysis. </w:t>
             </w:r>
           </w:p>
           <w:p>
@@ -4840,23 +4538,7 @@
               <w:pStyle w:val="NormalWeb"/>
             </w:pPr>
             <w:r>
-              <w:t>Al-</w:t>
-            </w:r>
-            <w:proofErr w:type="spellStart"/>
-            <w:r>
-              <w:t>Khasawneh</w:t>
-            </w:r>
-            <w:proofErr w:type="spellEnd"/>
-            <w:r>
-              <w:t xml:space="preserve">, M.A., Faheem, M., </w:t>
-            </w:r>
-            <w:proofErr w:type="spellStart"/>
-            <w:r>
-              <w:t>Alarood</w:t>
-            </w:r>
-            <w:proofErr w:type="spellEnd"/>
-            <w:r>
-              <w:t xml:space="preserve">, A.A., Habibullah, S. and Alzahrani, A. (2024). A secure blockchain framework for healthcare records management systems. </w:t>
+              <w:t xml:space="preserve">Al-Khasawneh, M.A., Faheem, M., Alarood, A.A., Habibullah, S. and Alzahrani, A. (2024). A secure blockchain framework for healthcare records management systems. </w:t>
             </w:r>
           </w:p>
           <w:p>
@@ -4864,47 +4546,7 @@
               <w:pStyle w:val="NormalWeb"/>
             </w:pPr>
             <w:r>
-              <w:t xml:space="preserve">Bin, K.J., Higa, N., Silva, J.H. </w:t>
-            </w:r>
-            <w:proofErr w:type="gramStart"/>
-            <w:r>
-              <w:t>da ,</w:t>
-            </w:r>
-            <w:proofErr w:type="gramEnd"/>
-            <w:r>
-              <w:t xml:space="preserve"> Quagliano, D.A., Hangai, R.K., </w:t>
-            </w:r>
-            <w:proofErr w:type="spellStart"/>
-            <w:r>
-              <w:t>Cobello</w:t>
-            </w:r>
-            <w:proofErr w:type="spellEnd"/>
-            <w:r>
-              <w:t>-</w:t>
-            </w:r>
-            <w:proofErr w:type="gramStart"/>
-            <w:r>
-              <w:t>Júnior ,</w:t>
-            </w:r>
-            <w:proofErr w:type="gramEnd"/>
-            <w:r>
-              <w:t xml:space="preserve"> V., Pereira, A.J.R., Carneiro-D’Albuquerque, L.A., </w:t>
-            </w:r>
-            <w:proofErr w:type="gramStart"/>
-            <w:r>
-              <w:t>Carrilho ,</w:t>
-            </w:r>
-            <w:proofErr w:type="gramEnd"/>
-            <w:r>
-              <w:t xml:space="preserve"> F.J., Wen, C.L. and </w:t>
-            </w:r>
-            <w:proofErr w:type="gramStart"/>
-            <w:r>
-              <w:t>Ono ,</w:t>
-            </w:r>
-            <w:proofErr w:type="gramEnd"/>
-            <w:r>
-              <w:t xml:space="preserve"> S.K. (2021). Building an outpatient telemedicine care pilot using Scrum-like framework within a medical residency program. Science Direct.</w:t>
+              <w:t>Bin, K.J., Higa, N., Silva, J.H. da , Quagliano, D.A., Hangai, R.K., Cobello-Júnior , V., Pereira, A.J.R., Carneiro-D’Albuquerque, L.A., Carrilho , F.J., Wen, C.L. and Ono , S.K. (2021). Building an outpatient telemedicine care pilot using Scrum-like framework within a medical residency program. Science Direct.</w:t>
             </w:r>
           </w:p>
           <w:p>
@@ -4928,28 +4570,15 @@
               <w:pStyle w:val="NormalWeb"/>
             </w:pPr>
             <w:r>
-              <w:t xml:space="preserve">Iqbal, T., Masud, M., Amin, B., Feely, C., Faherty, M., Jones, T., Tierney, M., Shahzad, A. and Vazquez, P. (2024). Towards Integration of Artificial Intelligence into Medical Devices as a Real-Time Recommender System for </w:t>
-            </w:r>
-            <w:proofErr w:type="spellStart"/>
-            <w:r>
-              <w:t>Personalised</w:t>
-            </w:r>
-            <w:proofErr w:type="spellEnd"/>
-            <w:r>
-              <w:t xml:space="preserve"> Healthcare: State-of-the-Art and Future Prospects.</w:t>
+              <w:t>Iqbal, T., Masud, M., Amin, B., Feely, C., Faherty, M., Jones, T., Tierney, M., Shahzad, A. and Vazquez, P. (2024). Towards Integration of Artificial Intelligence into Medical Devices as a Real-Time Recommender System for Personalised Healthcare: State-of-the-Art and Future Prospects.</w:t>
             </w:r>
           </w:p>
           <w:p>
             <w:pPr>
               <w:pStyle w:val="NormalWeb"/>
             </w:pPr>
-            <w:proofErr w:type="gramStart"/>
-            <w:r>
-              <w:t>Li ,</w:t>
-            </w:r>
-            <w:proofErr w:type="gramEnd"/>
-            <w:r>
-              <w:t xml:space="preserve"> Y.H., Li, Y.L., Wei, M.Y. and Li, G.Y. (2024). Innovation and challenges of artificial intelligence technology in personalized healthcare.</w:t>
+            <w:r>
+              <w:t>Li , Y.H., Li, Y.L., Wei, M.Y. and Li, G.Y. (2024). Innovation and challenges of artificial intelligence technology in personalized healthcare.</w:t>
             </w:r>
           </w:p>
           <w:p>
